--- a/Revised_KB_Documents/Recognize & Report Phishing in Outlook.docx
+++ b/Revised_KB_Documents/Recognize & Report Phishing in Outlook.docx
@@ -1484,47 +1484,9 @@
       <w:r>
         <w:rPr>
           <w:rFonts w:ascii="Calibri" w:hAnsi="Calibri"/>
-          <w:b w:val="0"/>
-          <w:i w:val="0"/>
           <w:sz w:val="22"/>
         </w:rPr>
-        <w:t xml:space="preserve">Change your </w:t>
-      </w:r>
-      <w:r>
-        <w:rPr>
-          <w:rFonts w:ascii="Calibri" w:hAnsi="Calibri"/>
-          <w:b/>
-          <w:i w:val="0"/>
-          <w:sz w:val="22"/>
-        </w:rPr>
-        <w:t>StarID</w:t>
-      </w:r>
-      <w:r>
-        <w:rPr>
-          <w:rFonts w:ascii="Calibri" w:hAnsi="Calibri"/>
-          <w:b w:val="0"/>
-          <w:i w:val="0"/>
-          <w:sz w:val="22"/>
-        </w:rPr>
-        <w:t xml:space="preserve"> </w:t>
-      </w:r>
-      <w:r>
-        <w:rPr>
-          <w:rFonts w:ascii="Calibri" w:hAnsi="Calibri"/>
-          <w:b/>
-          <w:i w:val="0"/>
-          <w:sz w:val="22"/>
-        </w:rPr>
-        <w:t>password</w:t>
-      </w:r>
-      <w:r>
-        <w:rPr>
-          <w:rFonts w:ascii="Calibri" w:hAnsi="Calibri"/>
-          <w:b w:val="0"/>
-          <w:i w:val="0"/>
-          <w:sz w:val="22"/>
-        </w:rPr>
-        <w:t xml:space="preserve"> immediately at </w:t>
+        <w:t xml:space="preserve">Change your StarID password immediately at </w:t>
       </w:r>
       <w:hyperlink r:id="rId13">
         <w:r>
@@ -1532,7 +1494,7 @@
             <w:color w:val="0000FF"/>
             <w:u w:val="single"/>
           </w:rPr>
-          <w:t>https://starid.minnstate.edu/</w:t>
+          <w:t>MinnState Student Portal</w:t>
         </w:r>
       </w:hyperlink>
     </w:p>
